--- a/offerta_template.docx
+++ b/offerta_template.docx
@@ -17,15 +17,7 @@
           <w:szCs w:val="20"/>
           <w:lang w:val="it-IT"/>
         </w:rPr>
-        <w:t>Schio</w:t>
-      </w:r>
-      <w:r>
-        <w:rPr>
-          <w:sz w:val="20"/>
-          <w:szCs w:val="20"/>
-          <w:lang w:val="it-IT"/>
-        </w:rPr>
-        <w:t xml:space="preserve">, </w:t>
+        <w:t xml:space="preserve">Schio, </w:t>
       </w:r>
       <w:r>
         <w:rPr>
@@ -175,41 +167,50 @@
           <w:lang w:val="en-AU"/>
         </w:rPr>
         <w:tab/>
-      </w:r>
-      <w:r>
+        <w:t>[Zip] [City], [Region]</w:t>
+      </w:r>
+    </w:p>
+    <w:p>
+      <w:pPr>
+        <w:tabs>
+          <w:tab w:val="left" w:pos="5387"/>
+        </w:tabs>
+        <w:spacing w:after="0" w:line="240" w:lineRule="auto"/>
+        <w:ind w:left="4956"/>
         <w:rPr>
           <w:b/>
           <w:bCs/>
           <w:sz w:val="20"/>
           <w:szCs w:val="20"/>
+          <w:lang w:val="en-GB"/>
+        </w:rPr>
+      </w:pPr>
+      <w:r>
+        <w:rPr>
+          <w:sz w:val="20"/>
+          <w:szCs w:val="20"/>
           <w:lang w:val="en-AU"/>
         </w:rPr>
-        <w:t>[Zip] [City], [Region]</w:t>
-      </w:r>
-    </w:p>
-    <w:p>
-      <w:pPr>
-        <w:tabs>
-          <w:tab w:val="left" w:pos="5387"/>
-        </w:tabs>
-        <w:spacing w:after="0" w:line="240" w:lineRule="auto"/>
-        <w:ind w:left="4956"/>
+        <w:tab/>
+      </w:r>
+      <w:r>
         <w:rPr>
           <w:b/>
           <w:bCs/>
           <w:sz w:val="20"/>
           <w:szCs w:val="20"/>
-        </w:rPr>
-      </w:pPr>
-      <w:r>
-        <w:rPr>
-          <w:sz w:val="20"/>
-          <w:szCs w:val="20"/>
-          <w:lang w:val="en-AU"/>
-        </w:rPr>
-        <w:tab/>
-      </w:r>
-      <w:r>
+          <w:lang w:val="en-GB"/>
+        </w:rPr>
+        <w:t>[Country]</w:t>
+      </w:r>
+    </w:p>
+    <w:p>
+      <w:pPr>
+        <w:tabs>
+          <w:tab w:val="left" w:pos="5387"/>
+        </w:tabs>
+        <w:spacing w:after="0" w:line="240" w:lineRule="auto"/>
+        <w:ind w:left="5387"/>
         <w:rPr>
           <w:b/>
           <w:bCs/>
@@ -217,19 +218,6 @@
           <w:szCs w:val="20"/>
           <w:lang w:val="en-GB"/>
         </w:rPr>
-        <w:t>[Country]</w:t>
-      </w:r>
-    </w:p>
-    <w:p>
-      <w:pPr>
-        <w:tabs>
-          <w:tab w:val="left" w:pos="5387"/>
-        </w:tabs>
-        <w:ind w:left="284" w:right="278"/>
-        <w:rPr>
-          <w:sz w:val="20"/>
-          <w:szCs w:val="20"/>
-        </w:rPr>
       </w:pPr>
       <w:r>
         <w:rPr>
@@ -237,23 +225,7 @@
           <w:szCs w:val="20"/>
           <w:lang w:val="en-GB"/>
         </w:rPr>
-        <w:tab/>
-      </w:r>
-      <w:r>
-        <w:rPr>
-          <w:sz w:val="20"/>
-          <w:szCs w:val="20"/>
-          <w:lang w:val="en-GB"/>
-        </w:rPr>
         <w:t xml:space="preserve">To the attn. of </w:t>
-      </w:r>
-      <w:r>
-        <w:rPr>
-          <w:sz w:val="20"/>
-          <w:szCs w:val="20"/>
-          <w:lang w:val="en-GB"/>
-        </w:rPr>
-        <w:t xml:space="preserve">Mr./Ms. </w:t>
       </w:r>
       <w:r>
         <w:rPr>
@@ -263,7 +235,65 @@
           <w:szCs w:val="20"/>
           <w:lang w:val="en-GB"/>
         </w:rPr>
-        <w:t>[Full Name]</w:t>
+        <w:t>[Sal</w:t>
+      </w:r>
+      <w:r>
+        <w:rPr>
+          <w:b/>
+          <w:bCs/>
+          <w:sz w:val="20"/>
+          <w:szCs w:val="20"/>
+          <w:lang w:val="en-GB"/>
+        </w:rPr>
+        <w:t>.</w:t>
+      </w:r>
+      <w:r>
+        <w:rPr>
+          <w:b/>
+          <w:bCs/>
+          <w:sz w:val="20"/>
+          <w:szCs w:val="20"/>
+          <w:lang w:val="en-GB"/>
+        </w:rPr>
+        <w:t>]</w:t>
+      </w:r>
+      <w:r>
+        <w:rPr>
+          <w:sz w:val="20"/>
+          <w:szCs w:val="20"/>
+          <w:lang w:val="en-GB"/>
+        </w:rPr>
+        <w:t xml:space="preserve"> </w:t>
+      </w:r>
+      <w:r>
+        <w:rPr>
+          <w:b/>
+          <w:bCs/>
+          <w:sz w:val="20"/>
+          <w:szCs w:val="20"/>
+          <w:lang w:val="en-GB"/>
+        </w:rPr>
+        <w:t>[Full</w:t>
+      </w:r>
+      <w:r>
+        <w:rPr>
+          <w:b/>
+          <w:bCs/>
+          <w:sz w:val="20"/>
+          <w:szCs w:val="20"/>
+          <w:lang w:val="en-GB"/>
+        </w:rPr>
+        <w:t xml:space="preserve"> Name</w:t>
+      </w:r>
+      <w:r>
+        <w:rPr>
+          <w:b/>
+          <w:bCs/>
+          <w:sz w:val="20"/>
+          <w:szCs w:val="20"/>
+          <w:lang w:val="en-GB"/>
+        </w:rPr>
+        <w:t>]</w:t>
       </w:r>
     </w:p>
     <w:p>
@@ -297,13 +327,22 @@
       </w:pPr>
       <w:r>
         <w:rPr>
+          <w:sz w:val="20"/>
+          <w:szCs w:val="20"/>
+          <w:u w:val="none"/>
+          <w:lang w:val="en-AU"/>
+        </w:rPr>
+        <w:t>O</w:t>
+      </w:r>
+      <w:r>
+        <w:rPr>
           <w:rFonts w:cs="Tahoma"/>
           <w:sz w:val="20"/>
           <w:szCs w:val="20"/>
           <w:u w:val="none"/>
           <w:lang w:val="en-US"/>
         </w:rPr>
-        <w:t xml:space="preserve">OFFER NO...: </w:t>
+        <w:t xml:space="preserve">FFER NO...: </w:t>
       </w:r>
       <w:r>
         <w:rPr>
@@ -366,20 +405,6 @@
           <w:szCs w:val="20"/>
           <w:u w:val="none"/>
           <w:lang w:val="en-US"/>
-        </w:rPr>
-      </w:pPr>
-    </w:p>
-    <w:p>
-      <w:pPr>
-        <w:autoSpaceDE w:val="0"/>
-        <w:autoSpaceDN w:val="0"/>
-        <w:adjustRightInd w:val="0"/>
-        <w:spacing w:after="0" w:line="240" w:lineRule="auto"/>
-        <w:ind w:right="278"/>
-        <w:rPr>
-          <w:sz w:val="20"/>
-          <w:szCs w:val="20"/>
-          <w:u w:val="single"/>
         </w:rPr>
       </w:pPr>
     </w:p>
@@ -1321,7 +1346,6 @@
           <w:szCs w:val="20"/>
           <w:highlight w:val="yellow"/>
         </w:rPr>
-        <w:lastRenderedPageBreak/>
         <w:t xml:space="preserve">main electrical cabinet with electro-mechanical devices, inverters, </w:t>
       </w:r>
       <w:r>
@@ -1367,6 +1391,7 @@
           <w:szCs w:val="20"/>
           <w:highlight w:val="yellow"/>
         </w:rPr>
+        <w:lastRenderedPageBreak/>
         <w:t>set of machine accessories and instruction &amp; maintenance manual,</w:t>
       </w:r>
     </w:p>
@@ -3420,48 +3445,96 @@
         <w:tabs>
           <w:tab w:val="left" w:pos="5387"/>
         </w:tabs>
-        <w:spacing w:after="0"/>
-        <w:rPr>
-          <w:rFonts w:cs="Tahoma"/>
-          <w:sz w:val="20"/>
-          <w:szCs w:val="20"/>
-          <w:highlight w:val="yellow"/>
-        </w:rPr>
-      </w:pPr>
-      <w:r>
-        <w:rPr>
-          <w:rFonts w:cs="Tahoma"/>
-          <w:sz w:val="20"/>
-          <w:szCs w:val="20"/>
-          <w:highlight w:val="yellow"/>
-        </w:rPr>
-        <w:t xml:space="preserve"> </w:t>
-      </w:r>
-      <w:r>
-        <w:rPr>
-          <w:rFonts w:cs="Tahoma"/>
-          <w:sz w:val="20"/>
-          <w:szCs w:val="20"/>
-          <w:highlight w:val="yellow"/>
+        <w:autoSpaceDE w:val="0"/>
+        <w:autoSpaceDN w:val="0"/>
+        <w:adjustRightInd w:val="0"/>
+        <w:spacing w:after="0" w:line="240" w:lineRule="auto"/>
+        <w:rPr>
+          <w:rFonts w:cs="Courier New"/>
+          <w:sz w:val="20"/>
+          <w:lang w:val="en-GB"/>
+        </w:rPr>
+      </w:pPr>
+    </w:p>
+    <w:p>
+      <w:pPr>
+        <w:tabs>
+          <w:tab w:val="left" w:pos="5387"/>
+        </w:tabs>
+        <w:autoSpaceDE w:val="0"/>
+        <w:autoSpaceDN w:val="0"/>
+        <w:adjustRightInd w:val="0"/>
+        <w:spacing w:after="0" w:line="240" w:lineRule="auto"/>
+        <w:rPr>
+          <w:b/>
+          <w:bCs/>
+          <w:sz w:val="20"/>
+          <w:szCs w:val="20"/>
+          <w:lang w:val="fr-FR"/>
+        </w:rPr>
+      </w:pPr>
+      <w:r>
+        <w:rPr>
+          <w:rFonts w:cs="Courier New"/>
+          <w:sz w:val="20"/>
+          <w:lang w:val="en-GB"/>
         </w:rPr>
         <w:tab/>
-        <w:t xml:space="preserve">RMD Srls </w:t>
-      </w:r>
+      </w:r>
+      <w:r>
+        <w:rPr>
+          <w:sz w:val="20"/>
+          <w:szCs w:val="20"/>
+          <w:lang w:val="fr-FR"/>
+        </w:rPr>
+        <w:t xml:space="preserve">RMD </w:t>
+      </w:r>
+      <w:proofErr w:type="spellStart"/>
+      <w:r>
+        <w:rPr>
+          <w:sz w:val="20"/>
+          <w:szCs w:val="20"/>
+          <w:lang w:val="fr-FR"/>
+        </w:rPr>
+        <w:t>Srls</w:t>
+      </w:r>
+      <w:proofErr w:type="spellEnd"/>
     </w:p>
     <w:p>
       <w:pPr>
         <w:tabs>
           <w:tab w:val="left" w:pos="5387"/>
         </w:tabs>
-        <w:spacing w:after="0" w:line="259" w:lineRule="auto"/>
-        <w:ind w:left="-15"/>
-        <w:rPr>
-          <w:rFonts w:cs="Tahoma"/>
+        <w:autoSpaceDE w:val="0"/>
+        <w:autoSpaceDN w:val="0"/>
+        <w:adjustRightInd w:val="0"/>
+        <w:spacing w:after="0" w:line="240" w:lineRule="auto"/>
+        <w:rPr>
           <w:i/>
-          <w:sz w:val="20"/>
-          <w:szCs w:val="20"/>
-        </w:rPr>
-      </w:pPr>
+          <w:iCs/>
+          <w:sz w:val="20"/>
+          <w:szCs w:val="20"/>
+          <w:lang w:val="en-AU"/>
+        </w:rPr>
+      </w:pPr>
+      <w:r>
+        <w:rPr>
+          <w:sz w:val="20"/>
+          <w:szCs w:val="20"/>
+          <w:lang w:val="fr-FR"/>
+        </w:rPr>
+        <w:tab/>
+      </w:r>
+      <w:r>
+        <w:rPr>
+          <w:i/>
+          <w:iCs/>
+          <w:sz w:val="20"/>
+          <w:szCs w:val="20"/>
+          <w:lang w:val="en-AU"/>
+        </w:rPr>
+        <w:t>M. Bauce</w:t>
+      </w:r>
       <w:r>
         <w:rPr>
           <w:rFonts w:cs="Courier New"/>
@@ -3469,22 +3542,21 @@
           <w:noProof/>
           <w:sz w:val="20"/>
           <w:szCs w:val="20"/>
-          <w:highlight w:val="yellow"/>
           <w:lang w:val="it-IT" w:eastAsia="it-IT" w:bidi="ar-SA"/>
         </w:rPr>
         <w:drawing>
-          <wp:anchor distT="0" distB="0" distL="114300" distR="114300" simplePos="0" relativeHeight="251660288" behindDoc="0" locked="0" layoutInCell="1" allowOverlap="1" wp14:anchorId="3BD759C5" wp14:editId="01F67E75">
+          <wp:anchor distT="0" distB="0" distL="114300" distR="114300" simplePos="0" relativeHeight="251660288" behindDoc="1" locked="0" layoutInCell="1" allowOverlap="1" wp14:anchorId="1C2D44E4" wp14:editId="0FB897DA">
             <wp:simplePos x="0" y="0"/>
-            <wp:positionH relativeFrom="margin">
-              <wp:posOffset>3166110</wp:posOffset>
+            <wp:positionH relativeFrom="column">
+              <wp:posOffset>4143375</wp:posOffset>
             </wp:positionH>
-            <wp:positionV relativeFrom="margin">
-              <wp:posOffset>3832860</wp:posOffset>
+            <wp:positionV relativeFrom="paragraph">
+              <wp:posOffset>0</wp:posOffset>
             </wp:positionV>
-            <wp:extent cx="1868805" cy="1014730"/>
-            <wp:effectExtent l="0" t="0" r="0" b="1270"/>
-            <wp:wrapSquare wrapText="bothSides"/>
-            <wp:docPr id="1" name="Immagine 1"/>
+            <wp:extent cx="1750695" cy="736600"/>
+            <wp:effectExtent l="0" t="0" r="1905" b="0"/>
+            <wp:wrapNone/>
+            <wp:docPr id="2" name="Immagine 2"/>
             <wp:cNvGraphicFramePr>
               <a:graphicFrameLocks xmlns:a="http://schemas.openxmlformats.org/drawingml/2006/main" noChangeAspect="1"/>
             </wp:cNvGraphicFramePr>
@@ -3513,7 +3585,7 @@
                   <pic:spPr bwMode="auto">
                     <a:xfrm>
                       <a:off x="0" y="0"/>
-                      <a:ext cx="1868805" cy="1014730"/>
+                      <a:ext cx="1750695" cy="736600"/>
                     </a:xfrm>
                     <a:prstGeom prst="rect">
                       <a:avLst/>
@@ -3526,63 +3598,69 @@
                 </pic:pic>
               </a:graphicData>
             </a:graphic>
-            <wp14:sizeRelH relativeFrom="margin">
+            <wp14:sizeRelH relativeFrom="page">
               <wp14:pctWidth>0</wp14:pctWidth>
             </wp14:sizeRelH>
-            <wp14:sizeRelV relativeFrom="margin">
+            <wp14:sizeRelV relativeFrom="page">
               <wp14:pctHeight>0</wp14:pctHeight>
             </wp14:sizeRelV>
           </wp:anchor>
         </w:drawing>
       </w:r>
-      <w:r>
-        <w:rPr>
-          <w:rFonts w:cs="Tahoma"/>
+    </w:p>
+    <w:p>
+      <w:pPr>
+        <w:tabs>
+          <w:tab w:val="left" w:pos="5387"/>
+        </w:tabs>
+        <w:autoSpaceDE w:val="0"/>
+        <w:autoSpaceDN w:val="0"/>
+        <w:adjustRightInd w:val="0"/>
+        <w:spacing w:after="0" w:line="240" w:lineRule="auto"/>
+        <w:rPr>
           <w:i/>
-          <w:sz w:val="20"/>
-          <w:szCs w:val="20"/>
-          <w:highlight w:val="yellow"/>
-        </w:rPr>
-        <w:t xml:space="preserve"> </w:t>
-      </w:r>
-      <w:r>
-        <w:rPr>
-          <w:rFonts w:cs="Tahoma"/>
+          <w:iCs/>
+          <w:sz w:val="20"/>
+          <w:szCs w:val="20"/>
+          <w:lang w:val="en-AU"/>
+        </w:rPr>
+      </w:pPr>
+    </w:p>
+    <w:p>
+      <w:pPr>
+        <w:tabs>
+          <w:tab w:val="left" w:pos="5387"/>
+        </w:tabs>
+        <w:autoSpaceDE w:val="0"/>
+        <w:autoSpaceDN w:val="0"/>
+        <w:adjustRightInd w:val="0"/>
+        <w:spacing w:after="0" w:line="240" w:lineRule="auto"/>
+        <w:rPr>
           <w:i/>
-          <w:sz w:val="20"/>
-          <w:szCs w:val="20"/>
-          <w:highlight w:val="yellow"/>
-        </w:rPr>
-        <w:tab/>
-        <w:t xml:space="preserve"> M. Bauce</w:t>
-      </w:r>
-      <w:r>
-        <w:rPr>
-          <w:rFonts w:cs="Tahoma"/>
+          <w:iCs/>
+          <w:sz w:val="20"/>
+          <w:szCs w:val="20"/>
+          <w:lang w:val="en-AU"/>
+        </w:rPr>
+      </w:pPr>
+    </w:p>
+    <w:p>
+      <w:pPr>
+        <w:tabs>
+          <w:tab w:val="left" w:pos="5387"/>
+        </w:tabs>
+        <w:autoSpaceDE w:val="0"/>
+        <w:autoSpaceDN w:val="0"/>
+        <w:adjustRightInd w:val="0"/>
+        <w:spacing w:after="0" w:line="240" w:lineRule="auto"/>
+        <w:rPr>
           <w:i/>
-          <w:sz w:val="20"/>
-          <w:szCs w:val="20"/>
-        </w:rPr>
-        <w:t xml:space="preserve"> </w:t>
-      </w:r>
-      <w:r>
-        <w:rPr>
-          <w:rFonts w:cs="Tahoma"/>
-          <w:i/>
-          <w:sz w:val="20"/>
-          <w:szCs w:val="20"/>
-        </w:rPr>
-        <w:br/>
-      </w:r>
-      <w:r>
-        <w:rPr>
-          <w:rFonts w:cs="Tahoma"/>
-          <w:i/>
-          <w:sz w:val="20"/>
-          <w:szCs w:val="20"/>
-        </w:rPr>
-        <w:br/>
-      </w:r>
+          <w:iCs/>
+          <w:sz w:val="20"/>
+          <w:szCs w:val="20"/>
+          <w:lang w:val="en-AU"/>
+        </w:rPr>
+      </w:pPr>
     </w:p>
     <w:p>
       <w:pPr>
@@ -4031,14 +4109,14 @@
         <v:path o:extrusionok="f" gradientshapeok="t" o:connecttype="rect"/>
         <o:lock v:ext="edit" aspectratio="t"/>
       </v:shapetype>
-      <v:shape id="_x0000_i1025" type="#_x0000_t75" style="width:11pt;height:11pt" o:bullet="t">
+      <v:shape id="_x0000_i1025" type="#_x0000_t75" style="width:11.15pt;height:11.15pt" o:bullet="t">
         <v:imagedata r:id="rId1" o:title="mso5C"/>
       </v:shape>
     </w:pict>
   </w:numPicBullet>
   <w:numPicBullet w:numPicBulletId="1">
     <w:pict>
-      <v:shape id="_x0000_i1026" type="#_x0000_t75" style="width:11pt;height:11pt" o:bullet="t">
+      <v:shape id="_x0000_i1026" type="#_x0000_t75" style="width:11.15pt;height:11.15pt" o:bullet="t">
         <v:imagedata r:id="rId2" o:title="j0115839"/>
       </v:shape>
     </w:pict>
@@ -6564,6 +6642,33 @@
       <w:lang w:val="it-IT" w:eastAsia="it-IT" w:bidi="ar-SA"/>
     </w:rPr>
   </w:style>
+  <w:style w:type="paragraph" w:styleId="CommentText">
+    <w:name w:val="annotation text"/>
+    <w:basedOn w:val="Normal"/>
+    <w:link w:val="CommentTextChar"/>
+    <w:uiPriority w:val="99"/>
+    <w:semiHidden/>
+    <w:unhideWhenUsed/>
+    <w:rsid w:val="002B7CFE"/>
+    <w:pPr>
+      <w:spacing w:line="240" w:lineRule="auto"/>
+    </w:pPr>
+    <w:rPr>
+      <w:sz w:val="20"/>
+      <w:szCs w:val="20"/>
+    </w:rPr>
+  </w:style>
+  <w:style w:type="character" w:customStyle="1" w:styleId="CommentTextChar">
+    <w:name w:val="Comment Text Char"/>
+    <w:basedOn w:val="DefaultParagraphFont"/>
+    <w:link w:val="CommentText"/>
+    <w:uiPriority w:val="99"/>
+    <w:semiHidden/>
+    <w:rsid w:val="002B7CFE"/>
+    <w:rPr>
+      <w:lang w:val="en-US" w:eastAsia="en-US" w:bidi="en-US"/>
+    </w:rPr>
+  </w:style>
 </w:styles>
 </file>
 
